--- a/Contract.docx
+++ b/Contract.docx
@@ -356,7 +356,13 @@
         </w:numPr>
       </w:pPr>
       <w:r>
-        <w:t>Approximately 60 products</w:t>
+        <w:t xml:space="preserve">Approximately </w:t>
+      </w:r>
+      <w:r>
+        <w:t>60</w:t>
+      </w:r>
+      <w:r>
+        <w:t xml:space="preserve"> products</w:t>
       </w:r>
     </w:p>
     <w:p>
@@ -849,7 +855,7 @@
         </w:numPr>
       </w:pPr>
       <w:r>
-        <w:t>Front-End Development</w:t>
+        <w:t>Logo Designing</w:t>
       </w:r>
     </w:p>
     <w:p>
@@ -860,15 +866,7 @@
         </w:numPr>
       </w:pPr>
       <w:r>
-        <w:t xml:space="preserve">Product </w:t>
-      </w:r>
-      <w:proofErr w:type="spellStart"/>
-      <w:r>
-        <w:t>Catalog</w:t>
-      </w:r>
-      <w:proofErr w:type="spellEnd"/>
-      <w:r>
-        <w:t xml:space="preserve"> Setup</w:t>
+        <w:t>Front-End Development</w:t>
       </w:r>
     </w:p>
     <w:p>
@@ -879,7 +877,32 @@
         </w:numPr>
       </w:pPr>
       <w:r>
-        <w:t>Integration of approximately 60 products</w:t>
+        <w:t xml:space="preserve">Product </w:t>
+      </w:r>
+      <w:proofErr w:type="spellStart"/>
+      <w:r>
+        <w:t>Catalog</w:t>
+      </w:r>
+      <w:proofErr w:type="spellEnd"/>
+      <w:r>
+        <w:t xml:space="preserve"> Setup</w:t>
+      </w:r>
+    </w:p>
+    <w:p>
+      <w:pPr>
+        <w:numPr>
+          <w:ilvl w:val="0"/>
+          <w:numId w:val="36"/>
+        </w:numPr>
+      </w:pPr>
+      <w:r>
+        <w:t xml:space="preserve">Integration of approximately </w:t>
+      </w:r>
+      <w:r>
+        <w:t>60</w:t>
+      </w:r>
+      <w:r>
+        <w:t xml:space="preserve"> products</w:t>
       </w:r>
     </w:p>
     <w:p>
@@ -997,14 +1020,12 @@
         <w:t>for the duration of 1 year</w:t>
       </w:r>
       <w:r>
-        <w:t xml:space="preserve"> </w:t>
-      </w:r>
-      <w:r>
-        <w:t>only if purchased through the Developer as part of this quotation</w:t>
-      </w:r>
-    </w:p>
-    <w:p>
-      <w:r>
+        <w:t xml:space="preserve"> only if purchased through the Developer as part of this quotation</w:t>
+      </w:r>
+    </w:p>
+    <w:p>
+      <w:r>
+        <w:lastRenderedPageBreak/>
         <w:t xml:space="preserve">These services shall be </w:t>
       </w:r>
       <w:r>
@@ -1016,7 +1037,6 @@
     </w:p>
     <w:p>
       <w:r>
-        <w:lastRenderedPageBreak/>
         <w:t>Ownership of the domain account shall remain with the Client.</w:t>
       </w:r>
     </w:p>
@@ -1299,6 +1319,7 @@
         </w:numPr>
       </w:pPr>
       <w:r>
+        <w:lastRenderedPageBreak/>
         <w:t>Additional Categories Beyond Scope</w:t>
       </w:r>
     </w:p>
@@ -1310,7 +1331,6 @@
         </w:numPr>
       </w:pPr>
       <w:r>
-        <w:lastRenderedPageBreak/>
         <w:t>Significant Product Additions Beyond Initial Scope</w:t>
       </w:r>
     </w:p>
@@ -1328,6 +1348,13 @@
     <w:p>
       <w:r>
         <w:t>Any such requests shall be treated as additional work and may require a revised quotation.</w:t>
+      </w:r>
+    </w:p>
+    <w:p>
+      <w:r>
+        <w:pict w14:anchorId="5B69FE43">
+          <v:rect id="_x0000_i1036" style="width:0;height:1.5pt" o:hralign="center" o:hrstd="t" o:hr="t" fillcolor="#a0a0a0" stroked="f"/>
+        </w:pict>
       </w:r>
     </w:p>
     <w:p>
@@ -1583,6 +1610,7 @@
         </w:numPr>
       </w:pPr>
       <w:r>
+        <w:lastRenderedPageBreak/>
         <w:t>Final payment has been received</w:t>
       </w:r>
     </w:p>
@@ -1592,30 +1620,6 @@
           <v:rect id="_x0000_i1035" style="width:0;height:1.5pt" o:hralign="center" o:hrstd="t" o:hr="t" fillcolor="#a0a0a0" stroked="f"/>
         </w:pict>
       </w:r>
-    </w:p>
-    <w:p>
-      <w:pPr>
-        <w:rPr>
-          <w:b/>
-          <w:bCs/>
-        </w:rPr>
-      </w:pPr>
-    </w:p>
-    <w:p>
-      <w:pPr>
-        <w:rPr>
-          <w:b/>
-          <w:bCs/>
-        </w:rPr>
-      </w:pPr>
-    </w:p>
-    <w:p>
-      <w:pPr>
-        <w:rPr>
-          <w:b/>
-          <w:bCs/>
-        </w:rPr>
-      </w:pPr>
     </w:p>
     <w:p>
       <w:pPr>
@@ -8808,6 +8812,7 @@
   <w:style w:type="character" w:default="1" w:styleId="DefaultParagraphFont">
     <w:name w:val="Default Paragraph Font"/>
     <w:uiPriority w:val="1"/>
+    <w:semiHidden/>
     <w:unhideWhenUsed/>
   </w:style>
   <w:style w:type="table" w:default="1" w:styleId="TableNormal">
